--- a/spec/Architecture Reference Model.docx
+++ b/spec/Architecture Reference Model.docx
@@ -331,6 +331,21 @@
         </w:numPr>
       </w:pPr>
       <w:r>
+        <w:rPr>
+          <w:b w:val="0"/>
+          <w:i w:val="0"/>
+        </w:rPr>
+        <w:t>AGCP Trust Model,</w:t>
+      </w:r>
+    </w:p>
+    <w:p>
+      <w:pPr>
+        <w:numPr>
+          <w:ilvl w:val="0"/>
+          <w:numId w:val="3"/>
+        </w:numPr>
+      </w:pPr>
+      <w:r>
         <w:t>Requirements Traceability Framework,</w:t>
       </w:r>
     </w:p>
@@ -402,12 +417,30 @@
     </w:p>
     <w:p>
       <w:r>
+        <w:rPr>
+          <w:b w:val="0"/>
+          <w:i w:val="0"/>
+        </w:rPr>
+        <w:t>The AGCP Trust Model defines the architectural trust relationships, principal classes, credential-separation expectations, and authority boundaries used by this ARM. The Trust Model is descriptive and does not independently create conformance obligations.</w:t>
+      </w:r>
+    </w:p>
+    <w:p>
+      <w:r>
+        <w:rPr>
+          <w:b w:val="0"/>
+          <w:i w:val="0"/>
+        </w:rPr>
+        <w:t>Runtime Governance Engineering: Foundations and Architecture—From Governance Intent to Controlled Execution, Volume 1 (ISBN 979-8-9971149-0-9), provides non-normative explanatory architectural context for the decision, commitment, enforcement, and trust-boundary concepts used by this ARM.</w:t>
+      </w:r>
+    </w:p>
+    <w:p>
+      <w:r>
         <w:t>The Runtime Governance Body of Knowledge provides the non-normative conceptual vocabulary and explanatory context used by this ARM.</w:t>
       </w:r>
     </w:p>
     <w:p>
       <w:r>
-        <w:t>Body of Knowledge terminology is used only to express or clarify architectural concepts supported by the Conformance Requirements; Body of Knowledge-only controls or obligations are not incorporated into the ARM.</w:t>
+        <w:t>RGE Volume 1 and Body of Knowledge terminology are used only to express or clarify architectural concepts supported by the Conformance Requirements; controls or obligations found only in those explanatory sources are not incorporated into the ARM.</w:t>
       </w:r>
     </w:p>
     <w:p>
@@ -825,7 +858,7 @@
     </w:p>
     <w:p>
       <w:r>
-        <w:t>Every execution path capable of producing a governed consequence within the defined enforcement scope is mediated by governance decision and enforcement.</w:t>
+        <w:t>Every execution path capable of producing a governed consequence within the defined enforcement scope is mediated by governance decision, Governance Realization at commitment, and Policy Enforcement Point enforcement.</w:t>
       </w:r>
     </w:p>
     <w:p>
@@ -1055,6 +1088,33 @@
     <w:p>
       <w:r>
         <w:t>Each concern is addressed by a different component of the AGCP specification ecosystem.</w:t>
+      </w:r>
+    </w:p>
+    <w:p>
+      <w:r>
+        <w:rPr>
+          <w:b w:val="0"/>
+          <w:i w:val="0"/>
+        </w:rPr>
+        <w:t>The ARM also distinguishes logical architectural functions, attributable principals, and deployment services.</w:t>
+      </w:r>
+    </w:p>
+    <w:p>
+      <w:r>
+        <w:rPr>
+          <w:b w:val="0"/>
+          <w:i w:val="0"/>
+        </w:rPr>
+        <w:t>A logical function defines a governance responsibility; a principal identifies an attributable human or workload actor; and a deployment service is an implementation unit that may realize one or more logical functions.</w:t>
+      </w:r>
+    </w:p>
+    <w:p>
+      <w:r>
+        <w:rPr>
+          <w:b w:val="0"/>
+          <w:i w:val="0"/>
+        </w:rPr>
+        <w:t>One service may realize multiple logical functions, and one logical function may be distributed across multiple services. Such composition does not collapse the responsibilities, sequencing, evidence, or trust relationships assigned to those functions by this ARM.</w:t>
       </w:r>
     </w:p>
     <w:p>
@@ -1224,7 +1284,7 @@
     </w:p>
     <w:p>
       <w:r>
-        <w:t>Defines the architectural mechanisms responsible for applying governance decisions and preventing bypass.</w:t>
+        <w:t>Defines the architectural mechanisms responsible for enforcing commit-eligible governed transitions and preventing bypass.</w:t>
       </w:r>
     </w:p>
     <w:p>
@@ -3085,7 +3145,7 @@
         </w:numPr>
       </w:pPr>
       <w:r>
-        <w:t>references the applicable governance decision and enforcement result,</w:t>
+        <w:t>references the applicable Governance Decision, Governance Realization result, and enforcement result,</w:t>
       </w:r>
     </w:p>
     <w:p>
@@ -3606,6 +3666,15 @@
       </w:r>
     </w:p>
     <w:p>
+      <w:r>
+        <w:rPr>
+          <w:b w:val="0"/>
+          <w:i w:val="0"/>
+        </w:rPr>
+        <w:t>Where the artifact represents human governance input, the approver identity and governance authority are qualified through an authoritative or explicitly trusted identity mechanism rather than accepted from a claimant assertion alone.</w:t>
+      </w:r>
+    </w:p>
+    <w:p>
       <w:pPr>
         <w:rPr>
           <w:b/>
@@ -3664,7 +3733,7 @@
         </w:numPr>
       </w:pPr>
       <w:r>
-        <w:t>is attributable to an accountable approver,</w:t>
+        <w:t>is attributable to a qualified and accountable approver whose authoritative identity is independently resolvable,</w:t>
       </w:r>
     </w:p>
     <w:p>
@@ -3676,6 +3745,21 @@
       </w:pPr>
       <w:r>
         <w:t>is cryptographically verifiable where required,</w:t>
+      </w:r>
+    </w:p>
+    <w:p>
+      <w:pPr>
+        <w:numPr>
+          <w:ilvl w:val="0"/>
+          <w:numId w:val="8"/>
+        </w:numPr>
+      </w:pPr>
+      <w:r>
+        <w:rPr>
+          <w:b w:val="0"/>
+          <w:i w:val="0"/>
+        </w:rPr>
+        <w:t>preserves the identity and authority basis used to qualify the approver,</w:t>
       </w:r>
     </w:p>
     <w:p>
@@ -4207,7 +4291,7 @@
     </w:p>
     <w:p>
       <w:r>
-        <w:t>Governance decision and enforcement are distinct architectural functions whose binding must remain intact.</w:t>
+        <w:t>Governance decision, Governance Realization, and enforcement are distinct logical architectural functions whose bindings must remain intact.</w:t>
       </w:r>
     </w:p>
     <w:p>
@@ -4315,7 +4399,7 @@
         </w:numPr>
       </w:pPr>
       <w:r>
-        <w:t>Governance Decision Function and Governance Realization Function,</w:t>
+        <w:t>Governance Decision Function / Policy Decision Point and Governance Realization Function,</w:t>
       </w:r>
     </w:p>
     <w:p>
@@ -4348,7 +4432,7 @@
         </w:numPr>
       </w:pPr>
       <w:r>
-        <w:t>Policy Enforcement Points and Enforcement Context,</w:t>
+        <w:t>implementation-selected PEP Profiles, Policy Enforcement Points, and Enforcement Context,</w:t>
       </w:r>
     </w:p>
     <w:p>
@@ -4365,6 +4449,15 @@
     <w:p>
       <w:r>
         <w:t>These concepts collectively determine whether and how a proposed transition may bind and become operationally real.</w:t>
+      </w:r>
+    </w:p>
+    <w:p>
+      <w:r>
+        <w:rPr>
+          <w:b w:val="0"/>
+          <w:i w:val="0"/>
+        </w:rPr>
+        <w:t>Within the Execution Model, a PEP Profile is an implementation-selected realization binding that maps a commit-eligible governed transition and its Enforcement Context to a concrete PEP interface while preserving governance-significant semantics. A PEP Profile is not an independent policy-decision function and does not alter the governance meaning of the transition.</w:t>
       </w:r>
     </w:p>
     <w:p/>
@@ -4974,12 +5067,12 @@
     </w:p>
     <w:p>
       <w:r>
-        <w:t>The Commit Boundary is the enforceable interface at which the final governance decision is applied and a proposed transition is either permitted to mutate authoritative operational state or prevented from doing so.</w:t>
-      </w:r>
-    </w:p>
-    <w:p>
-      <w:r>
-        <w:t>The Commit Boundary separates proposal and governance evaluation from commitment and operational realization.</w:t>
+        <w:t>The Commit Boundary is the enforceable architectural boundary at which current commit eligibility for an authorized proposed transition is established and the transition is either admitted to the protected enforcement path or prevented from producing a governed consequence.</w:t>
+      </w:r>
+    </w:p>
+    <w:p>
+      <w:r>
+        <w:t>The Commit Boundary separates proposal and governance decision from Governance Realization, enforcement, and operational effect while preserving the bindings among them.</w:t>
       </w:r>
     </w:p>
     <w:p>
@@ -4999,7 +5092,7 @@
     </w:p>
     <w:p>
       <w:r>
-        <w:t>To ensure that authority at commitment, admissibility, governance binding, and enforcement are resolved using current qualified governance inputs immediately before a governed consequence can occur.</w:t>
+        <w:t>To ensure that authority at commitment, admissibility, governance binding, Governance Realization, and enforcement are resolved using current qualified governance inputs immediately before a governed consequence can occur.</w:t>
       </w:r>
     </w:p>
     <w:p>
@@ -5063,7 +5156,7 @@
         </w:numPr>
       </w:pPr>
       <w:r>
-        <w:t>separates governance decision from commitment while binding them together,</w:t>
+        <w:t>separates governance decision, Governance Realization, and enforcement as logical functions while preserving their required bindings,</w:t>
       </w:r>
     </w:p>
     <w:p>
@@ -5105,30 +5198,44 @@
         </w:numPr>
       </w:pPr>
       <w:r>
-        <w:t>evaluates Governed Action Proposals through the Governance Decision Function,</w:t>
-      </w:r>
-    </w:p>
-    <w:p>
-      <w:pPr>
-        <w:numPr>
-          <w:ilvl w:val="0"/>
-          <w:numId w:val="8"/>
-        </w:numPr>
-      </w:pPr>
-      <w:r>
-        <w:lastRenderedPageBreak/>
-        <w:t>invokes the Governance Realization Function,</w:t>
-      </w:r>
-    </w:p>
-    <w:p>
-      <w:pPr>
-        <w:numPr>
-          <w:ilvl w:val="0"/>
-          <w:numId w:val="8"/>
-        </w:numPr>
-      </w:pPr>
-      <w:r>
-        <w:t>provides the applicable decision and Enforcement Context to the Policy Enforcement Point,</w:t>
+        <w:t>follows governance evaluation through the Governance Decision Function / PDP and Execution Authorization,</w:t>
+      </w:r>
+    </w:p>
+    <w:p>
+      <w:pPr>
+        <w:numPr>
+          <w:ilvl w:val="0"/>
+          <w:numId w:val="8"/>
+        </w:numPr>
+      </w:pPr>
+      <w:r>
+        <w:rPr>
+          <w:b w:val="0"/>
+          <w:i w:val="0"/>
+        </w:rPr>
+        <w:t>may cause the Governance Decision Function / PDP to be re-invoked when governed re-evaluation is required,</w:t>
+      </w:r>
+    </w:p>
+    <w:p>
+      <w:pPr>
+        <w:numPr>
+          <w:ilvl w:val="0"/>
+          <w:numId w:val="8"/>
+        </w:numPr>
+      </w:pPr>
+      <w:r>
+        <w:t>is coordinated by the Governance Realization Function through current-authority, admissibility, and binding checks,</w:t>
+      </w:r>
+    </w:p>
+    <w:p>
+      <w:pPr>
+        <w:numPr>
+          <w:ilvl w:val="0"/>
+          <w:numId w:val="8"/>
+        </w:numPr>
+      </w:pPr>
+      <w:r>
+        <w:t>uses the Governance Realization Function to apply the implementation-selected PEP Profile and present the commit-eligible transition and Enforcement Context to the Policy Enforcement Point,</w:t>
       </w:r>
     </w:p>
     <w:p>
@@ -5604,12 +5711,20 @@
     </w:p>
     <w:p>
       <w:r>
-        <w:lastRenderedPageBreak/>
-        <w:t>The Governance Decision Function evaluates qualified governance inputs and produces the governance decision applicable to a specific proposal and evaluation horizon.</w:t>
-      </w:r>
-    </w:p>
-    <w:p>
-      <w:r>
+        <w:t>The Governance Decision Function evaluates qualified governance inputs and produces the Governance Decision applicable to a specific proposal and evaluation horizon.</w:t>
+      </w:r>
+    </w:p>
+    <w:p>
+      <w:r>
+        <w:t>Within AGCP, the Governance Decision Function realizes the Policy Decision Point (PDP) functional role. A Governance Decision does not by itself establish commit-bound execution eligibility.</w:t>
+      </w:r>
+    </w:p>
+    <w:p>
+      <w:r>
+        <w:rPr>
+          <w:b w:val="0"/>
+          <w:i w:val="0"/>
+        </w:rPr>
         <w:t>It is an architecture-level decision capability independent of a particular implementation, transport, node, or internal reasoning mechanism.</w:t>
       </w:r>
     </w:p>
@@ -5630,7 +5745,7 @@
     </w:p>
     <w:p>
       <w:r>
-        <w:t>To transform qualified governance inputs into an attributable and semantically deterministic decision without conflating decision with enforcement or execution.</w:t>
+        <w:t>To transform qualified governance inputs into an attributable and semantically deterministic Governance Decision without conflating policy decision with authorization, Governance Realization, enforcement, or execution.</w:t>
       </w:r>
     </w:p>
     <w:p>
@@ -5694,6 +5809,21 @@
         </w:numPr>
       </w:pPr>
       <w:r>
+        <w:rPr>
+          <w:b w:val="0"/>
+          <w:i w:val="0"/>
+        </w:rPr>
+        <w:t>renders a Governance Decision but does not itself establish current commit eligibility,</w:t>
+      </w:r>
+    </w:p>
+    <w:p>
+      <w:pPr>
+        <w:numPr>
+          <w:ilvl w:val="0"/>
+          <w:numId w:val="8"/>
+        </w:numPr>
+      </w:pPr>
+      <w:r>
         <w:t>supports positive, refusal, and escalation outcomes,</w:t>
       </w:r>
     </w:p>
@@ -5736,18 +5866,18 @@
         </w:numPr>
       </w:pPr>
       <w:r>
-        <w:t>is invoked during governance evaluation and at the Commit Boundary as applicable,</w:t>
-      </w:r>
-    </w:p>
-    <w:p>
-      <w:pPr>
-        <w:numPr>
-          <w:ilvl w:val="0"/>
-          <w:numId w:val="8"/>
-        </w:numPr>
-      </w:pPr>
-      <w:r>
-        <w:t>supplies a decision to the Governance Realization Function,</w:t>
+        <w:t>is invoked during governance evaluation and may be re-invoked before or at the Commit Boundary when governed re-evaluation is required,</w:t>
+      </w:r>
+    </w:p>
+    <w:p>
+      <w:pPr>
+        <w:numPr>
+          <w:ilvl w:val="0"/>
+          <w:numId w:val="8"/>
+        </w:numPr>
+      </w:pPr>
+      <w:r>
+        <w:t>supplies a Governance Decision to applicable authorization processing and the Governance Realization Function,</w:t>
       </w:r>
     </w:p>
     <w:p>
@@ -5769,7 +5899,7 @@
         </w:numPr>
       </w:pPr>
       <w:r>
-        <w:t>is paired with the Policy Enforcement Point through Governance Enforcement Binding.</w:t>
+        <w:t>is logically distinct from the Governance Realization Function and the Policy Enforcement Point.</w:t>
       </w:r>
     </w:p>
     <w:p/>
@@ -6874,12 +7004,12 @@
     </w:p>
     <w:p>
       <w:r>
-        <w:t>The Governance Realization Function is the architectural capability that determines whether a proposed transition may bind under current conditions and coordinates the application of that determination at the Commit Boundary.</w:t>
-      </w:r>
-    </w:p>
-    <w:p>
-      <w:r>
-        <w:t>It connects governance decision, current-state resolution, binding validation, and enforcement without itself being the operational action that mutates authoritative state.</w:t>
+        <w:t>The Governance Realization Function is the architectural capability that establishes whether an already-authorized proposed transition remains eligible to bind under current commitment-sensitive conditions and coordinates its realization at the Commit Boundary.</w:t>
+      </w:r>
+    </w:p>
+    <w:p>
+      <w:r>
+        <w:t>It connects Governance Decision, Execution Authorization, current-state resolution, Authority Re-Derivation, binding validation, PEP Profile application, and enforcement without itself being the operational action that mutates authoritative state.</w:t>
       </w:r>
     </w:p>
     <w:p>
@@ -6899,7 +7029,7 @@
     </w:p>
     <w:p>
       <w:r>
-        <w:t>To provide the governance realization layer required to convert an evaluated governance decision into an enforceable bind or refusal outcome.</w:t>
+        <w:t>To provide the governance realization layer that re-establishes current execution eligibility and converts the exact commit-eligible transition into an enforcement-ready bind or refusal outcome without reinterpreting the Governance Decision.</w:t>
       </w:r>
     </w:p>
     <w:p>
@@ -6930,7 +7060,7 @@
         </w:numPr>
       </w:pPr>
       <w:r>
-        <w:t>uses the decision applicable to the specific proposal and evaluation horizon,</w:t>
+        <w:t>uses the Governance Decision and applicable Execution Authorization bound to the specific proposal and evaluation horizon,</w:t>
       </w:r>
     </w:p>
     <w:p>
@@ -6952,7 +7082,52 @@
         </w:numPr>
       </w:pPr>
       <w:r>
-        <w:t>distinguishes governance realization from operational execution,</w:t>
+        <w:rPr>
+          <w:b w:val="0"/>
+          <w:i w:val="0"/>
+        </w:rPr>
+        <w:t>re-establishes commitment-sensitive eligibility immediately before enforcement,</w:t>
+      </w:r>
+    </w:p>
+    <w:p>
+      <w:pPr>
+        <w:numPr>
+          <w:ilvl w:val="0"/>
+          <w:numId w:val="8"/>
+        </w:numPr>
+      </w:pPr>
+      <w:r>
+        <w:rPr>
+          <w:b w:val="0"/>
+          <w:i w:val="0"/>
+        </w:rPr>
+        <w:t>selects and applies the implementation-selected PEP Profile,</w:t>
+      </w:r>
+    </w:p>
+    <w:p>
+      <w:pPr>
+        <w:numPr>
+          <w:ilvl w:val="0"/>
+          <w:numId w:val="8"/>
+        </w:numPr>
+      </w:pPr>
+      <w:r>
+        <w:rPr>
+          <w:b w:val="0"/>
+          <w:i w:val="0"/>
+        </w:rPr>
+        <w:t>assembles or completes the Enforcement Context and enforcement-facing request,</w:t>
+      </w:r>
+    </w:p>
+    <w:p>
+      <w:pPr>
+        <w:numPr>
+          <w:ilvl w:val="0"/>
+          <w:numId w:val="8"/>
+        </w:numPr>
+      </w:pPr>
+      <w:r>
+        <w:t>distinguishes Governance Realization from governance decision and operational execution,</w:t>
       </w:r>
     </w:p>
     <w:p>
@@ -7005,29 +7180,44 @@
         </w:numPr>
       </w:pPr>
       <w:r>
-        <w:t>receives outcomes from the Governance Decision Function,</w:t>
-      </w:r>
-    </w:p>
-    <w:p>
-      <w:pPr>
-        <w:numPr>
-          <w:ilvl w:val="0"/>
-          <w:numId w:val="8"/>
-        </w:numPr>
-      </w:pPr>
-      <w:r>
-        <w:t>coordinates Governance Binding Validation and Commit-Bound Admissibility,</w:t>
-      </w:r>
-    </w:p>
-    <w:p>
-      <w:pPr>
-        <w:numPr>
-          <w:ilvl w:val="0"/>
-          <w:numId w:val="8"/>
-        </w:numPr>
-      </w:pPr>
-      <w:r>
-        <w:t>provides the applicable decision and Enforcement Context to the Policy Enforcement Point,</w:t>
+        <w:t>receives the Governance Decision and applicable Execution Authorization outcome from upstream governance processing,</w:t>
+      </w:r>
+    </w:p>
+    <w:p>
+      <w:pPr>
+        <w:numPr>
+          <w:ilvl w:val="0"/>
+          <w:numId w:val="8"/>
+        </w:numPr>
+      </w:pPr>
+      <w:r>
+        <w:t>coordinates Authority Re-Derivation, Governance Binding Validation, and Commit-Bound Admissibility,</w:t>
+      </w:r>
+    </w:p>
+    <w:p>
+      <w:pPr>
+        <w:numPr>
+          <w:ilvl w:val="0"/>
+          <w:numId w:val="8"/>
+        </w:numPr>
+      </w:pPr>
+      <w:r>
+        <w:rPr>
+          <w:b w:val="0"/>
+          <w:i w:val="0"/>
+        </w:rPr>
+        <w:t>may require governed re-evaluation through the Governance Decision Function / PDP when current conditions invalidate the prior governance basis,</w:t>
+      </w:r>
+    </w:p>
+    <w:p>
+      <w:pPr>
+        <w:numPr>
+          <w:ilvl w:val="0"/>
+          <w:numId w:val="8"/>
+        </w:numPr>
+      </w:pPr>
+      <w:r>
+        <w:t>applies the selected PEP Profile and provides the commit-eligible governed transition and Enforcement Context to the Policy Enforcement Point,</w:t>
       </w:r>
     </w:p>
     <w:p>
@@ -7077,7 +7267,7 @@
     </w:p>
     <w:p>
       <w:r>
-        <w:t>The Policy Enforcement Point (PEP) is the architectural enforcement component positioned so that it can permit or prevent the governed consequence according to the applicable governance decision.</w:t>
+        <w:t>The Policy Enforcement Point (PEP) is the architectural enforcement component positioned so that it can permit a commit-eligible governed transition to cross the enforcement boundary or prevent an invalid, stale, mismatched, unsupported, replayed, or otherwise ineligible transition from producing the governed consequence.</w:t>
       </w:r>
     </w:p>
     <w:p>
@@ -7102,7 +7292,7 @@
     </w:p>
     <w:p>
       <w:r>
-        <w:t>To ensure that inadmissible actions cannot become operationally real and that permitted actions remain bound to the decision and conditions under which they were admitted.</w:t>
+        <w:t>To ensure that governed effects occur only through the protected enforcement path and remain bound to the commit-eligible transition and conditions established through Governance Realization.</w:t>
       </w:r>
     </w:p>
     <w:p>
@@ -7144,29 +7334,29 @@
         </w:numPr>
       </w:pPr>
       <w:r>
-        <w:t>receives sufficient Enforcement Context to apply the decision correctly,</w:t>
-      </w:r>
-    </w:p>
-    <w:p>
-      <w:pPr>
-        <w:numPr>
-          <w:ilvl w:val="0"/>
-          <w:numId w:val="8"/>
-        </w:numPr>
-      </w:pPr>
-      <w:r>
-        <w:t>prevents execution of refused, pending, expired, mismatched, or otherwise inadmissible transitions,</w:t>
-      </w:r>
-    </w:p>
-    <w:p>
-      <w:pPr>
-        <w:numPr>
-          <w:ilvl w:val="0"/>
-          <w:numId w:val="8"/>
-        </w:numPr>
-      </w:pPr>
-      <w:r>
-        <w:t>does not independently broaden authority or admissibility,</w:t>
+        <w:t>receives sufficient Enforcement Context to validate the exact commit-eligible transition under the selected PEP Profile,</w:t>
+      </w:r>
+    </w:p>
+    <w:p>
+      <w:pPr>
+        <w:numPr>
+          <w:ilvl w:val="0"/>
+          <w:numId w:val="8"/>
+        </w:numPr>
+      </w:pPr>
+      <w:r>
+        <w:t>prevents enforcement of refused, pending, expired, stale, mismatched, replayed, unsupported, or otherwise ineligible transitions,</w:t>
+      </w:r>
+    </w:p>
+    <w:p>
+      <w:pPr>
+        <w:numPr>
+          <w:ilvl w:val="0"/>
+          <w:numId w:val="8"/>
+        </w:numPr>
+      </w:pPr>
+      <w:r>
+        <w:t>does not independently broaden, reinterpret, or substitute governance authority, admissibility, or target/action semantics,</w:t>
       </w:r>
     </w:p>
     <w:p>
@@ -7219,7 +7409,22 @@
         </w:numPr>
       </w:pPr>
       <w:r>
-        <w:t>enforces outcomes of the Governance Realization Function,</w:t>
+        <w:t>enforces the commit-eligible outcome presented by the Governance Realization Function,</w:t>
+      </w:r>
+    </w:p>
+    <w:p>
+      <w:pPr>
+        <w:numPr>
+          <w:ilvl w:val="0"/>
+          <w:numId w:val="8"/>
+        </w:numPr>
+      </w:pPr>
+      <w:r>
+        <w:rPr>
+          <w:b w:val="0"/>
+          <w:i w:val="0"/>
+        </w:rPr>
+        <w:t>validates the enforcement-facing bindings defined by the selected PEP Profile without acting as an independent policy-decision function,</w:t>
       </w:r>
     </w:p>
     <w:p>
@@ -7279,13 +7484,12 @@
     </w:p>
     <w:p>
       <w:r>
-        <w:lastRenderedPageBreak/>
-        <w:t>Enforcement Context is the governance information made available to the Policy Enforcement Point so that it can correctly determine whether the specific proposed transition may be permitted to bind.</w:t>
-      </w:r>
-    </w:p>
-    <w:p>
-      <w:r>
-        <w:t>It is the enforcement-facing subset of qualified governance information and does not replace Canonical State, the Governance Context Envelope, or the underlying governance evidence.</w:t>
+        <w:t>Enforcement Context is the governance information produced or assembled by the Governance Realization Function and made available to the Policy Enforcement Point so that the PEP can validate whether the specific commit-eligible transition may cross the enforcement boundary.</w:t>
+      </w:r>
+    </w:p>
+    <w:p>
+      <w:r>
+        <w:t>It is the enforcement-facing subset of qualified governance information and does not replace Canonical State, the Governance Context Envelope, the Governance Decision, the applicable Execution Authorization, or the underlying governance evidence.</w:t>
       </w:r>
     </w:p>
     <w:p>
@@ -7305,7 +7509,7 @@
     </w:p>
     <w:p>
       <w:r>
-        <w:t>To prevent under-informed enforcement and ensure that the PEP can detect proposal, decision, authorization, target, tenant, state, evidence, lifecycle, validity, and scope mismatches.</w:t>
+        <w:t>To prevent under-informed enforcement and ensure that the PEP can detect proposal, decision, Execution Authorization, commit-eligibility, PEP-Profile, target, tenant, state, evidence, lifecycle, validity, and scope mismatches.</w:t>
       </w:r>
     </w:p>
     <w:p>
@@ -7336,7 +7540,22 @@
         </w:numPr>
       </w:pPr>
       <w:r>
-        <w:t>is bound to Proposal Identity and the applicable governance decision,</w:t>
+        <w:t>is bound to Proposal Identity, the applicable Governance Decision, and applicable Execution Authorization,</w:t>
+      </w:r>
+    </w:p>
+    <w:p>
+      <w:pPr>
+        <w:numPr>
+          <w:ilvl w:val="0"/>
+          <w:numId w:val="8"/>
+        </w:numPr>
+      </w:pPr>
+      <w:r>
+        <w:rPr>
+          <w:b w:val="0"/>
+          <w:i w:val="0"/>
+        </w:rPr>
+        <w:t>identifies or references the current commit-eligibility basis and selected PEP Profile where required,</w:t>
       </w:r>
     </w:p>
     <w:p>
@@ -7493,13 +7712,12 @@
     </w:p>
     <w:p>
       <w:r>
-        <w:t>Governance Enforcement Binding is the property that the decision enforced by the Policy Enforcement Point remains bound to the same proposal, authorization artifact, evidence, target, tenant, policy, Canonical State basis, scope, lifecycle state, validity window, and bind conditions evaluated by governance.</w:t>
-      </w:r>
-    </w:p>
-    <w:p>
-      <w:r>
-        <w:lastRenderedPageBreak/>
-        <w:t>It prevents an otherwise valid governance decision from being substituted, detached, replayed against a different context, or bypassed during enforcement.</w:t>
+        <w:t>Governance Enforcement Binding is the property that the commit-eligible governed transition presented by the Governance Realization Function and enforced by the Policy Enforcement Point remains bound to the same proposal, Governance Decision, Execution Authorization artifact, current authority basis, evidence, target, tenant, policy, Canonical State basis, scope, lifecycle state, validity window, bind conditions, and selected PEP Profile established or validated by governance.</w:t>
+      </w:r>
+    </w:p>
+    <w:p>
+      <w:r>
+        <w:t>It prevents an otherwise valid Governance Decision, Execution Authorization, commit result, or enforcement request from being substituted, detached, replayed against a different context, widened through a different profile mapping, or bypassed during enforcement.</w:t>
       </w:r>
     </w:p>
     <w:p>
@@ -7519,7 +7737,7 @@
     </w:p>
     <w:p>
       <w:r>
-        <w:t>To preserve decision integrity across the transition from governance evaluation to enforcement and operational commitment.</w:t>
+        <w:t>To preserve governance and commitment integrity across the transition from Governance Decision through Governance Realization to Policy Enforcement Point enforcement and operational commitment.</w:t>
       </w:r>
     </w:p>
     <w:p>
@@ -7572,7 +7790,7 @@
         </w:numPr>
       </w:pPr>
       <w:r>
-        <w:t>prevents decision and context substitution,</w:t>
+        <w:t>prevents decision, Execution Authorization, commit-result, profile, and context substitution,</w:t>
       </w:r>
     </w:p>
     <w:p>
@@ -7625,7 +7843,7 @@
         </w:numPr>
       </w:pPr>
       <w:r>
-        <w:t>depends upon Governance Binding Validation and Enforcement Context,</w:t>
+        <w:t>depends upon Commit-Bound Admissibility, Governance Binding Validation, and Enforcement Context,</w:t>
       </w:r>
     </w:p>
     <w:p>
@@ -7637,6 +7855,21 @@
       </w:pPr>
       <w:r>
         <w:t>connects the Governance Realization Function to the Policy Enforcement Point,</w:t>
+      </w:r>
+    </w:p>
+    <w:p>
+      <w:pPr>
+        <w:numPr>
+          <w:ilvl w:val="0"/>
+          <w:numId w:val="8"/>
+        </w:numPr>
+      </w:pPr>
+      <w:r>
+        <w:rPr>
+          <w:b w:val="0"/>
+          <w:i w:val="0"/>
+        </w:rPr>
+        <w:t>depends upon the selected PEP Profile preserving the authorization-significant and commitment-significant semantics of the governed transition,</w:t>
       </w:r>
     </w:p>
     <w:p>
@@ -9314,7 +9547,7 @@
     </w:p>
     <w:p>
       <w:r>
-        <w:t>Authority is a proposal-specific governance property derived from current identity, authorization, delegation, approval, policy, evidence, Canonical State, target, tenant, lifecycle, scope, and validity conditions.</w:t>
+        <w:t>Authority is a proposal-specific governance property derived from current qualified identity and identity/account status, authorization, delegation, approval, policy, evidence, Canonical State, target, tenant, lifecycle, scope, and validity conditions.</w:t>
       </w:r>
     </w:p>
     <w:p>
@@ -9430,6 +9663,21 @@
     <w:p>
       <w:r>
         <w:t>Authority Model:</w:t>
+      </w:r>
+    </w:p>
+    <w:p>
+      <w:pPr>
+        <w:numPr>
+          <w:ilvl w:val="0"/>
+          <w:numId w:val="8"/>
+        </w:numPr>
+      </w:pPr>
+      <w:r>
+        <w:rPr>
+          <w:b w:val="0"/>
+          <w:i w:val="0"/>
+        </w:rPr>
+        <w:t>depends upon qualified identity and trust information appropriate to the governing principal,</w:t>
       </w:r>
     </w:p>
     <w:p>
@@ -9590,7 +9838,7 @@
         </w:numPr>
       </w:pPr>
       <w:r>
-        <w:t>uses current Canonical State, evidence, authorization, delegation, approval, target, tenant, lifecycle, scope, and validity conditions,</w:t>
+        <w:t>uses current qualified identity and account/subject status, Canonical State, evidence, authorization, delegation, approval, target, tenant, lifecycle, scope, and validity conditions,</w:t>
       </w:r>
     </w:p>
     <w:p>
@@ -10785,7 +11033,7 @@
         </w:numPr>
       </w:pPr>
       <w:r>
-        <w:t>preserves originating actor and agent attribution,</w:t>
+        <w:t>preserves qualified originating actor, agent, and workload identity attribution where applicable,</w:t>
       </w:r>
     </w:p>
     <w:p>
@@ -14145,7 +14393,7 @@
         </w:numPr>
       </w:pPr>
       <w:r>
-        <w:t>is separate from governance decision, enforcement, and execution.</w:t>
+        <w:t>is separate from governance decision, Governance Realization, enforcement, and execution.</w:t>
       </w:r>
     </w:p>
     <w:p>
@@ -16767,7 +17015,7 @@
     </w:p>
     <w:p>
       <w:r>
-        <w:t>Evidence continuity preserves proposal, context, policy, authority, state, evaluation, enforcement, and outcome relationships across lifecycle transitions and agent handoffs.</w:t>
+        <w:t>Evidence continuity preserves proposal, context, policy, authority, state, evaluation, Governance Realization, enforcement, and outcome relationships across lifecycle transitions and agent handoffs.</w:t>
       </w:r>
     </w:p>
     <w:p/>
@@ -17314,7 +17562,7 @@
     </w:p>
     <w:p>
       <w:r>
-        <w:t>It may include the proposal, Governance Context Envelope, qualified evidence artifacts, Canonical State basis, authority lineage, governance version, decision, Enforcement Context, enforcement result, and resulting governance records.</w:t>
+        <w:t>It may include the proposal, Governance Context Envelope, qualified evidence artifacts, Canonical State basis, authority lineage, governance version, Governance Decision, applicable Execution Authorization, Governance Realization result, selected PEP Profile identity, Enforcement Context, enforcement result, and resulting governance records.</w:t>
       </w:r>
     </w:p>
     <w:p>
@@ -17644,7 +17892,7 @@
         </w:numPr>
       </w:pPr>
       <w:r>
-        <w:t>references the Governed Action Proposal, Governance Decision, and Governance Enforcement Binding,</w:t>
+        <w:t>references the Governed Action Proposal, Governance Decision, Governance Realization outcome, and Governance Enforcement Binding,</w:t>
       </w:r>
     </w:p>
     <w:p>
@@ -17724,7 +17972,7 @@
     </w:p>
     <w:p>
       <w:r>
-        <w:t>It preserves continuity from governance intent and compilation through proposal, context, evidence, authority, evaluation, enforcement, and lifecycle outcome.</w:t>
+        <w:t>It preserves continuity from governance intent and compilation through proposal, context, evidence, authority, evaluation, Governance Realization, enforcement, and lifecycle outcome.</w:t>
       </w:r>
     </w:p>
     <w:p>
@@ -19291,7 +19539,7 @@
     </w:p>
     <w:p>
       <w:r>
-        <w:t>The Governance Evidence Model establishes that governance decisions and enforcement outcomes are not only applied but also demonstrably supportable. By qualifying evidence, preserving evidence continuity and provenance, recording Governance Receipts and Refusal Records, maintaining an append-only Governance Ledger, protecting integrity, and enabling deterministic replay and audit reconstruction, AGCP provides an architectural foundation for assurance, accountability, and long-term governance verification.</w:t>
+        <w:t>The Governance Evidence Model establishes that Governance Decisions, Governance Realization outcomes, and enforcement outcomes are not only applied but also demonstrably supportable. By qualifying evidence, preserving evidence continuity and provenance, recording Governance Receipts and Refusal Records, maintaining an append-only Governance Ledger, protecting integrity, and enabling deterministic replay and audit reconstruction, AGCP provides an architectural foundation for assurance, accountability, and long-term governance verification.</w:t>
       </w:r>
     </w:p>
     <w:p>
@@ -20296,7 +20544,7 @@
     </w:p>
     <w:p>
       <w:r>
-        <w:t>Non-Bypassable Enforcement is the property that every execution path capable of producing a governed consequence within a defined enforcement scope is necessarily mediated by the required governance-decision and enforcement mechanisms.</w:t>
+        <w:t>Non-Bypassable Enforcement is the property that every execution path capable of producing a governed consequence within a defined enforcement scope is necessarily mediated by the required governance-decision, Governance Realization/commit, and Policy Enforcement Point mechanisms.</w:t>
       </w:r>
     </w:p>
     <w:p>
@@ -20321,7 +20569,7 @@
     </w:p>
     <w:p>
       <w:r>
-        <w:t>To preserve governance integrity by preventing alternate execution paths from circumventing Commit-Bound evaluation or Policy Enforcement Point mediation.</w:t>
+        <w:t>To preserve governance integrity by preventing alternate execution paths from circumventing Governance Realization at the Commit Boundary or Policy Enforcement Point mediation.</w:t>
       </w:r>
     </w:p>
     <w:p>
@@ -20374,7 +20622,7 @@
         </w:numPr>
       </w:pPr>
       <w:r>
-        <w:t>binds governance decision to authoritative enforcement,</w:t>
+        <w:t>binds Governance Decision and current Governance Realization outcome to authoritative enforcement,</w:t>
       </w:r>
     </w:p>
     <w:p>
@@ -20386,6 +20634,21 @@
       </w:pPr>
       <w:r>
         <w:t>includes privileged, alternate, recovery, and maintenance paths,</w:t>
+      </w:r>
+    </w:p>
+    <w:p>
+      <w:pPr>
+        <w:numPr>
+          <w:ilvl w:val="0"/>
+          <w:numId w:val="8"/>
+        </w:numPr>
+      </w:pPr>
+      <w:r>
+        <w:rPr>
+          <w:b w:val="0"/>
+          <w:i w:val="0"/>
+        </w:rPr>
+        <w:t>treats a path that bypasses either required Governance Realization or PEP mediation as outside a full non-bypassability claim,</w:t>
       </w:r>
     </w:p>
     <w:p>
@@ -22089,7 +22352,7 @@
     </w:p>
     <w:p>
       <w:r>
-        <w:t>The Cross-Cutting Architectural Properties define the enduring characteristics that govern every aspect of the AGCP architecture. Determinism; non-bypassable decision and enforcement; governance-domain and tenant isolation; configuration transparency; atomic activation; replayability; technology, transport, and node independence; governance continuity; bounded autonomous coordination; and extensibility collectively preserve coherent runtime-governance semantics across implementations and operating environments.</w:t>
+        <w:t>The Cross-Cutting Architectural Properties define the enduring characteristics that govern every aspect of the AGCP architecture. Determinism; non-bypassable decision, Governance Realization, and enforcement; governance-domain and tenant isolation; configuration transparency; atomic activation; replayability; technology, transport, and node independence; governance continuity; bounded autonomous coordination; and extensibility collectively preserve coherent runtime-governance semantics across implementations and operating environments.</w:t>
       </w:r>
     </w:p>
     <w:p>
@@ -26782,6 +27045,47 @@
     </w:p>
     <w:p/>
     <w:p>
+      <w:r>
+        <w:rPr>
+          <w:b/>
+        </w:rPr>
+        <w:t>10.9B Governance Observability and Management Model (ARM-900)</w:t>
+      </w:r>
+    </w:p>
+    <w:p>
+      <w:r>
+        <w:rPr>
+          <w:b/>
+        </w:rPr>
+        <w:t>ARM ID    Concept    Chapter</w:t>
+      </w:r>
+    </w:p>
+    <w:p>
+      <w:r>
+        <w:t>ARM-901 Governance Observation Point    Chapter 12</w:t>
+      </w:r>
+    </w:p>
+    <w:p>
+      <w:r>
+        <w:t>ARM-902 Governance Actuation Point    Chapter 12</w:t>
+      </w:r>
+    </w:p>
+    <w:p>
+      <w:r>
+        <w:t>ARM-903 AGCP Management Plane    Chapter 12</w:t>
+      </w:r>
+    </w:p>
+    <w:p>
+      <w:r>
+        <w:t>ARM-904 Test Actuation Plane    Chapter 12</w:t>
+      </w:r>
+    </w:p>
+    <w:p>
+      <w:r>
+        <w:t>ARM-905 Management Capability Discovery    Chapter 12</w:t>
+      </w:r>
+    </w:p>
+    <w:p>
       <w:pPr>
         <w:keepNext/>
         <w:keepLines/>
@@ -27309,7 +27613,7 @@
         </w:numPr>
       </w:pPr>
       <w:r>
-        <w:t>Commit-Bound Admissibility and Policy Enforcement Point outcomes.</w:t>
+        <w:t>Commit-Bound Admissibility, Governance Realization, and Policy Enforcement Point outcomes.</w:t>
       </w:r>
     </w:p>
     <w:p>
@@ -28486,7 +28790,7 @@
     </w:p>
     <w:p>
       <w:r>
-        <w:t>To support deferred human governance while preserving attribution, eligible-state constraints, validity, signature verification, current-state re-evaluation, and integration with the automated governance lifecycle.</w:t>
+        <w:t>To support deferred human governance while preserving qualified human identity and authority attribution, eligible-state constraints, validity, signature verification, current-state re-evaluation, and integration with the automated governance lifecycle.</w:t>
       </w:r>
     </w:p>
     <w:p>
@@ -28550,7 +28854,7 @@
         </w:numPr>
       </w:pPr>
       <w:r>
-        <w:t>requires attributable and verifiable approval artifacts,</w:t>
+        <w:t>requires approval artifacts attributable to a qualified human governance principal whose authoritative identity and approval authority are independently resolvable,</w:t>
       </w:r>
     </w:p>
     <w:p>
@@ -28593,6 +28897,21 @@
     <w:p>
       <w:r>
         <w:t>Human Adjudication and Quorum:</w:t>
+      </w:r>
+    </w:p>
+    <w:p>
+      <w:pPr>
+        <w:numPr>
+          <w:ilvl w:val="0"/>
+          <w:numId w:val="8"/>
+        </w:numPr>
+      </w:pPr>
+      <w:r>
+        <w:rPr>
+          <w:b w:val="0"/>
+          <w:i w:val="0"/>
+        </w:rPr>
+        <w:t>depends upon qualified identity information from the implementation-declared authoritative identity mechanism when human authority is required,</w:t>
       </w:r>
     </w:p>
     <w:p>
@@ -29637,6 +29956,182 @@
       </w:r>
     </w:p>
     <w:p/>
+    <w:p>
+      <w:r>
+        <w:br w:type="page"/>
+      </w:r>
+    </w:p>
+    <w:p>
+      <w:r>
+        <w:rPr>
+          <w:b/>
+        </w:rPr>
+        <w:t>Chapter 12 — Governance Observability and Management Model</w:t>
+      </w:r>
+    </w:p>
+    <w:p>
+      <w:r>
+        <w:t>This chapter defines the architectural concepts used by AGCP v2.1.0 to expose governance runtime observations, support controlled administrative management, and establish isolated conformance-test preconditions without bypassing the ordinary governance lifecycle. The corresponding normative companion specifications define the interface obligations; this Architecture Reference Model defines the architectural meaning of the concepts.</w:t>
+      </w:r>
+    </w:p>
+    <w:p>
+      <w:r>
+        <w:rPr>
+          <w:b/>
+        </w:rPr>
+        <w:t>12.1 Purpose</w:t>
+      </w:r>
+    </w:p>
+    <w:p>
+      <w:r>
+        <w:t>Governance systems require operational visibility and controlled management surfaces in addition to governed-action interfaces. Conformance testing also requires repeatable ways to establish preconditions that may otherwise depend on unavailable external state, time, authority, evidence, or degradation conditions. The Governance Observability and Management Model separates these functions from normal proposal and commit processing so that management and testing do not become alternate paths around governance.</w:t>
+      </w:r>
+    </w:p>
+    <w:p>
+      <w:r>
+        <w:rPr>
+          <w:b/>
+        </w:rPr>
+        <w:t>12.2 Architectural Principles</w:t>
+      </w:r>
+    </w:p>
+    <w:p>
+      <w:r>
+        <w:t>The model is based on five principles: observation is read-only; actuation changes authoritative inputs through controlled governance mechanisms rather than rewriting downstream results; test actuation is explicitly isolated from production operation; observation and actuation remain attributable and scoped to applicable Tenant and Governance Domain boundaries; and management/test interfaces do not themselves determine AGCP conformance results.</w:t>
+      </w:r>
+    </w:p>
+    <w:p>
+      <w:r>
+        <w:rPr>
+          <w:b/>
+        </w:rPr>
+        <w:t>12.3 ARM-901 — Governance Observation Point</w:t>
+      </w:r>
+    </w:p>
+    <w:p>
+      <w:r>
+        <w:t>A Governance Observation Point (GOP) is a read-only architectural point at which governance-relevant state, transitions, evaluations, decisions, evidence, enforcement outcomes, or lifecycle realization can be observed by authorized tooling. A GOP does not mutate authoritative governance state and does not create authority merely by exposing information.</w:t>
+      </w:r>
+    </w:p>
+    <w:p>
+      <w:r>
+        <w:t>GOPs may be aligned to the five AGCP control-plane stages: identity/context attributes; action schema/representation; rule evaluation; commit semantics; and audit/lifecycle records. Finer-grained GOPs may expose Proposal Qualification, Canonical State Resolution, State Qualification, Evidence Qualification, Governance Decision, human-review state, Authority Re-Derivation, Execution Authorization, Continuation Integrity, Commit-Bound Admissibility, Governance Binding Validation, Governance Realization, Policy Enforcement Point outcomes, Resulting-State Validation, Governance Evidence creation, Governance Ledger append, and Derived Lifecycle State.</w:t>
+      </w:r>
+    </w:p>
+    <w:p>
+      <w:r>
+        <w:rPr>
+          <w:b/>
+        </w:rPr>
+        <w:t>12.4 ARM-902 — Governance Actuation Point</w:t>
+      </w:r>
+    </w:p>
+    <w:p>
+      <w:pPr/>
+      <w:r>
+        <w:t>A Governance Actuation Point (GAP) is an authenticated, authorized, and scoped administrative ingress through which management tooling introduces a controlled governance input or requests an administrative transition. A GAP is not a direct state editor. Request acceptance is distinct from authoritative realization: an accepted GAP operation remains pending until the normal authoritative mechanism responsible for the affected governance condition has actually realized the transition. An operation may be reported as EFFECTIVE only when readback can identify the effective condition and the authoritative artifacts, Governance Evidence, and observations that establish realization. A GAP never becomes effective merely because a command was queued, logged, or persisted.</w:t>
+      </w:r>
+    </w:p>
+    <w:p>
+      <w:r>
+        <w:t>Examples include Tenant and Governance Domain lifecycle transitions, Governance Configuration activation or rollback requests, authority and delegation events, evidence-source administration, human-review administration, degradation and recovery transitions, Continuation Integrity or risk-based re-evaluation requests, and policy/configuration lifecycle actions. A GAP does not directly rewrite Governance Decisions, Execution Authorizations, Derived Lifecycle State, Governance Ledger history, Refusal Records, Governance Receipts, or validation outcomes.</w:t>
+      </w:r>
+    </w:p>
+    <w:p>
+      <w:r>
+        <w:rPr>
+          <w:b/>
+        </w:rPr>
+        <w:t>12.5 ARM-903 — AGCP Management Plane</w:t>
+      </w:r>
+    </w:p>
+    <w:p>
+      <w:r>
+        <w:t>The AGCP Management Plane is the logically separate operational plane composed of management capability discovery, Governance Observation Points, and Governance Actuation Points. It is separate from the governed-action data plane even when both are implemented by the same process. The Management Plane applies administrative authentication, authorization, attribution, Tenant/Governance Domain isolation, replay protection, idempotency, evidence, and ledger requirements appropriate to each operation.</w:t>
+      </w:r>
+    </w:p>
+    <w:p>
+      <w:r>
+        <w:t>The Management Plane provides the architectural foundation for operational consoles, tenant and Governance Domain administration, Governance Configuration management, authority/delegation administration, evidence and ledger inspection, lifecycle and degradation management, deterministic replay tooling, incident investigation, and conformance-test orchestration.</w:t>
+      </w:r>
+    </w:p>
+    <w:p>
+      <w:r>
+        <w:rPr>
+          <w:b/>
+        </w:rPr>
+        <w:t>12.6 ARM-904 — Test Actuation Plane</w:t>
+      </w:r>
+    </w:p>
+    <w:p>
+      <w:pPr/>
+      <w:r>
+        <w:t>The Test Actuation Plane is an optional, explicitly isolated extension used to establish deterministic conformance-test preconditions that cannot reliably be established through ordinary runtime or production management operations. It is test-only, disabled by default for production use, and may be omitted from production distributions. A test control establishes a scoped source condition, not a governance outcome. The exact authorized test scope is propagated through ordinary runtime source resolution; a control is EFFECTIVE only after its scoped source adapter is ready to supply that condition to governed processing, and consumption is separately observable through correlated evidence. Merely storing or accepting a fixture does not establish a Formal Test Case precondition.</w:t>
+      </w:r>
+    </w:p>
+    <w:p>
+      <w:r>
+        <w:t>Test actuation may control virtual time, authoritative-source availability, Canonical State fixtures, evidence conditions, authority/delegation conditions, human-review conditions, Tenant or Governance Domain fixture state, degradation conditions, composite-governance dependencies, Governance Configuration fixtures, or external PEP outcomes where the Formal Test Case requires such a controllable dependency. Test actuation may establish an input condition but may not inject the Governance Decision, Execution Authorization, Structural Refusal, Derived Lifecycle State, assessment result, or other expected conclusion that the test is intended to evaluate.</w:t>
+      </w:r>
+    </w:p>
+    <w:p>
+      <w:r>
+        <w:rPr>
+          <w:b/>
+        </w:rPr>
+        <w:t>12.7 ARM-905 — Management Capability Discovery</w:t>
+      </w:r>
+    </w:p>
+    <w:p>
+      <w:pPr/>
+      <w:r>
+        <w:t>Management Capability Discovery is the machine-readable architectural function by which an implementation declares which observation points, actuation points, and test controls it implements, their availability, and their actual runtime binding state. Runtime binding is reported independently as BOUND, RECORD_ONLY, UNBOUND, NOT_APPLICABLE, or UNKNOWN. Only BOUND surfaces may be represented as connected to governed runtime processing; a record-only interface cannot establish a Formal Test Case precondition. Discovery also reports readback, test-scope propagation, and correlation support so management and conformance tooling can determine which conditions and observations can be exercised without inferring capabilities from implementation-specific behavior.</w:t>
+      </w:r>
+    </w:p>
+    <w:p>
+      <w:r>
+        <w:t>Capability discovery is descriptive. The presence of a management or test-control surface does not itself establish satisfaction of an AGCP Conformance Requirement, and absence of an optional test-control surface does not itself establish failure unless an applicable controlled profile expressly requires that interface.</w:t>
+      </w:r>
+    </w:p>
+    <w:p>
+      <w:r>
+        <w:rPr>
+          <w:b/>
+        </w:rPr>
+        <w:t>12.8 Relationship to Governance Evidence and the Governance Ledger</w:t>
+      </w:r>
+    </w:p>
+    <w:p>
+      <w:r>
+        <w:t>Observation telemetry is not authoritative merely because it is emitted by an AGCP component. Where an observation represents an authoritative artifact or ledger-derived state, that relationship must be identifiable. Governance-significant actuation produces attributable Governance Evidence and, when it changes an authoritative governance condition, follows the normal ledger and ordering rules applicable to that change. Test-control setup records remain distinguishable from target-generated governance evidence so assessment artifacts can separate precondition establishment from the behavior under test.</w:t>
+      </w:r>
+    </w:p>
+    <w:p>
+      <w:r>
+        <w:rPr>
+          <w:b/>
+        </w:rPr>
+        <w:t>12.9 Relationship to Conformance Testing</w:t>
+      </w:r>
+    </w:p>
+    <w:p>
+      <w:r>
+        <w:t>Formal Test Cases remain the authoritative assessment procedures. Governance Observation Points improve evidence collection and Governance Actuation/Test Actuation Points improve controllability of test preconditions. Neither function changes a Formal Test Case pass criterion. A conformance harness preserves the actuation request/result, target request/response, observations, Governance Ledger artifacts, evidence, and restart/replay artifacts as distinct evidence classes.</w:t>
+      </w:r>
+    </w:p>
+    <w:p>
+      <w:r>
+        <w:rPr>
+          <w:b/>
+        </w:rPr>
+        <w:t>12.10 Summary</w:t>
+      </w:r>
+    </w:p>
+    <w:p>
+      <w:r>
+        <w:t>The Governance Observability and Management Model adds a standardized management and metrology plane without weakening AGCP runtime governance. GOPs provide read-only visibility, GAPs provide controlled administrative inputs through normal governance mechanisms, the Test Actuation Plane provides isolated deterministic precondition control, and capability discovery makes those surfaces machine-discoverable for future AGCP management and conformance tooling.</w:t>
+      </w:r>
+    </w:p>
     <w:sectPr>
       <w:pgSz w:w="12240" w:h="15840"/>
       <w:pgMar w:top="1440" w:right="1440" w:bottom="1440" w:left="1440" w:header="720" w:footer="720" w:gutter="0"/>
